--- a/documents/22-clearhaven-postgres-partitioning-design.docx
+++ b/documents/22-clearhaven-postgres-partitioning-design.docx
@@ -7731,7 +7731,7 @@
         <w:pStyle w:val="Heading1"/>
       </w:pPr>
       <w:r>
-        <w:t>Working remainder for CLH-TDD-2023-011</w:t>
+        <w:t>Open work after May 18, 2023</w:t>
       </w:r>
     </w:p>
     <w:p>
@@ -7745,7 +7745,7 @@
           <w:color w:val="222222"/>
           <w:sz w:val="24"/>
         </w:rPr>
-        <w:t>The front of Daily range partitions for recon.fact_leg and recon.break_header is the document. This remainder is the leftover a colleague still trips on: named people, named boxes, named tickets, and the work I still owe after May 18, 2023. It is not a second log and it is not a stack of exhibits with the same stub. If a paragraph fights the decision in the front, strike the paragraph.</w:t>
+        <w:t>What follows is leftover work from Daily range partitions for recon.fact_leg and recon.break_header: named people, named boxes, named tickets, and the items I still owe. If a paragraph fights the decision in the front of CLH-TDD-2023-011, strike the paragraph.</w:t>
       </w:r>
     </w:p>
     <w:p>
@@ -7899,7 +7899,7 @@
           <w:color w:val="222222"/>
           <w:sz w:val="24"/>
         </w:rPr>
-        <w:t>I will not put a vendor overlay we already rejected on a wiki that drifts. CLH-2441 and this file are the record. If Priya Nair needs a diagram, they get a permalink, not a photo of a whiteboard. pg-recon-01.prod.nseng.internal stays out of the diagram title. If a new engineer asks where the leftover lives, I point here. I do not point at a Slack pin from May 18, 2023. Client Clearhaven.</w:t>
+        <w:t>I will not put a vendor overlay we already rejected on a wiki that drifts. CLH-2441 and this file are the record. If Priya Nair needs a diagram, they get a permalink, not a photo of a whiteboard. pg-recon-01.prod.nseng.internal stays out of the diagram title. If a new engineer asks where the leftover lives, I point here. I do not point at a Slack pin from May 18, 2023.</w:t>
       </w:r>
     </w:p>
     <w:p>
@@ -10243,7 +10243,7 @@
           <w:color w:val="222222"/>
           <w:sz w:val="24"/>
         </w:rPr>
-        <w:t>People who were absent still get a usable remainder, not a transcript. Chris Patel gets the decision, the refuse, and the date. They do not get a reconstruction of who raised their voice. If they object, they object on CLH-MEM-2023-004. Client Clearhaven. Author Aman Kumar.</w:t>
+        <w:t>People who were absent still get a usable remainder, not a transcript. Chris Patel gets the decision, the refuse, and the date. They do not get a reconstruction of who raised their voice. If they object, they object on CLH-MEM-2023-004.</w:t>
       </w:r>
     </w:p>
     <w:p>
@@ -11288,7 +11288,7 @@
           <w:color w:val="222222"/>
           <w:sz w:val="24"/>
         </w:rPr>
-        <w:t>If you are implementing, keep the rejected alternative dead. If you are on-call, start read-only. If you are Priya Nair, the ask is unchanged: pick the path in the main body or send it back with a named objection. Sample I would still defend: 460 rows, 34 minutes, freeze respected. Strike this remainder if it ever fights the decision callout. Author Aman Kumar. Client Clearhaven.</w:t>
+        <w:t>If you are implementing, keep the rejected alternative dead. If you are on-call, start read-only. If you are Priya Nair, the ask is unchanged: pick the path in the main body or send it back with a named objection. Sample I would still defend: 460 rows, 34 minutes, freeze respected. Strike this section if it ever fights the decision callout.</w:t>
       </w:r>
     </w:p>
     <w:p>
@@ -11302,7 +11302,7 @@
           <w:color w:val="222222"/>
           <w:sz w:val="24"/>
         </w:rPr>
-        <w:t>This heading is the reopen rule, not a promise that nothing follows. If we still need words after the bank, they are named leftovers, not another copy of the same stub. the freeze clock versus a 'small apply' is done as a heading when Helen Cho closes NS-CHG-2023-188 or writes a new date.</w:t>
+        <w:t>This heading is the reopen rule. the freeze clock versus a 'small apply' is done when Helen Cho closes NS-CHG-2023-188 or writes a new date.</w:t>
       </w:r>
     </w:p>
     <w:p>
@@ -12454,7 +12454,7 @@
           <w:color w:val="222222"/>
           <w:sz w:val="24"/>
         </w:rPr>
-        <w:t>I am out of new section shapes. What follows is leftover owners and tickets already in this file, written so a colleague can act. I will not invent another exhibit format to fill a page budget.</w:t>
+        <w:t>Owners and tickets still attached to CLH-TDD-2023-011, written so a colleague can act without hunting Slack. Close is a decision, a refuse, or a new date.</w:t>
       </w:r>
     </w:p>
     <w:p>
@@ -12468,7 +12468,7 @@
           <w:color w:val="222222"/>
           <w:sz w:val="24"/>
         </w:rPr>
-        <w:t>CLH-2441 still sits with Priya Nair. Host pg-recon-01.prod.nseng.internal. Due May 29, 2023 unless they write a new date. Close is a decision, a refuse, or that date. I will not accept a status dump. Front-matter number I am not re-arguing: 1.84. If this leftover is done, Priya Nair marks CLH-2441 done. Aman Kumar will not keep a shadow list. Client Clearhaven.</w:t>
+        <w:t>CLH-2441 still sits with Priya Nair. Host pg-recon-01.prod.nseng.internal. Due May 29, 2023 unless they write a new date. Close is a decision, a refuse, or that date. I will not accept a status dump. Front-matter number I am not re-arguing: 1.84. If this leftover is done, Priya Nair marks CLH-2441 done. Aman Kumar will not keep a shadow list.</w:t>
       </w:r>
     </w:p>
     <w:p>
@@ -12566,7 +12566,7 @@
           <w:color w:val="222222"/>
           <w:sz w:val="24"/>
         </w:rPr>
-        <w:t>Stop leftover: NS-CHG-2023-188 is not a twin of CLH-MEM-2023-004. Keep one thread. Maya Singh on pg-recon-01.prod.nseng.internal. If this paragraph fights the front of CLH-TDD-2023-011, strike it. Due June 12, 2023. Client Clearhaven.</w:t>
+        <w:t>Stop leftover: NS-CHG-2023-188 is not a twin of CLH-MEM-2023-004. Keep one thread. Maya Singh on pg-recon-01.prod.nseng.internal. If this paragraph fights the front of CLH-TDD-2023-011, strike it. Due June 12, 2023.</w:t>
       </w:r>
     </w:p>
     <w:p>
@@ -12580,7 +12580,7 @@
           <w:color w:val="222222"/>
           <w:sz w:val="24"/>
         </w:rPr>
-        <w:t>CLH-MEM-2023-004 still sits with Rina Das. Host pg-recon-01.prod.nseng.internal. Due June 14, 2023 unless they write a new date. Close is a decision, a refuse, or that date. I will not accept a status dump. Front-matter number I am not re-arguing: 01. If this leftover is done, Rina Das marks CLH-MEM-2023-004 done. Aman Kumar will not keep a shadow list. Client Clearhaven.</w:t>
+        <w:t>CLH-MEM-2023-004 still sits with Rina Das. Host pg-recon-01.prod.nseng.internal. Due June 14, 2023 unless they write a new date. Close is a decision, a refuse, or that date. I will not accept a status dump. Front-matter number I am not re-arguing: 01. If this leftover is done, Rina Das marks CLH-MEM-2023-004 done. Aman Kumar will not keep a shadow list.</w:t>
       </w:r>
     </w:p>
     <w:p>
